--- a/atrl-1110140-MAK/ATRL-2602-IB.docx
+++ b/atrl-1110140-MAK/ATRL-2602-IB.docx
@@ -4448,8 +4448,8 @@
     </w:p>
     <w:sectPr>
       <w:type w:val="nextPage"/>
-      <w:pgSz w:w="12096" w:h="20160"/>
-      <w:pgMar w:left="1800" w:right="1800" w:gutter="0" w:header="0" w:top="1440" w:footer="0" w:bottom="2304"/>
+      <w:pgSz w:w="12096" w:h="18720"/>
+      <w:pgMar w:left="1800" w:right="1800" w:gutter="0" w:header="0" w:top="6192" w:footer="0" w:bottom="2304"/>
       <w:pgNumType w:fmt="decimal"/>
       <w:formProt w:val="false"/>
       <w:textDirection w:val="lrTb"/>
@@ -4483,7 +4483,7 @@
     <w:pPr>
       <w:widowControl/>
       <w:suppressAutoHyphens w:val="true"/>
-      <w:overflowPunct w:val="true"/>
+      <w:overflowPunct w:val="false"/>
       <w:bidi w:val="0"/>
       <w:spacing w:before="0" w:after="0"/>
       <w:jc w:val="start"/>
@@ -4509,8 +4509,8 @@
       <w:u w:val="single"/>
     </w:rPr>
   </w:style>
-  <w:style w:type="character" w:styleId="Bullets">
-    <w:name w:val="Bullets"/>
+  <w:style w:type="character" w:styleId="Bulletsuser">
+    <w:name w:val="Bullets (user)"/>
     <w:qFormat/>
     <w:rPr>
       <w:rFonts w:ascii="OpenSymbol" w:hAnsi="OpenSymbol" w:eastAsia="OpenSymbol" w:cs="OpenSymbol"/>
